--- a/PRDs/CBM-PRD-Security.docx
+++ b/PRDs/CBM-PRD-Security.docx
@@ -239,7 +239,7 @@
                 <w:sz w:val="20"/>
                 <w:szCs w:val="20"/>
               </w:rPr>
-              <w:t xml:space="preserve">Classification</w:t>
+              <w:t xml:space="preserve">Persona</w:t>
             </w:r>
           </w:p>
         </w:tc>
@@ -270,7 +270,7 @@
                 <w:sz w:val="20"/>
                 <w:szCs w:val="20"/>
               </w:rPr>
-              <w:t xml:space="preserve">Examples / Handling</w:t>
+              <w:t xml:space="preserve">Access Level</w:t>
             </w:r>
           </w:p>
         </w:tc>
@@ -300,7 +300,7 @@
                 <w:sz w:val="20"/>
                 <w:szCs w:val="20"/>
               </w:rPr>
-              <w:t xml:space="preserve">Highly Confidential</w:t>
+              <w:t xml:space="preserve">System Administrator</w:t>
             </w:r>
           </w:p>
         </w:tc>
@@ -328,7 +328,7 @@
                 <w:sz w:val="20"/>
                 <w:szCs w:val="20"/>
               </w:rPr>
-              <w:t xml:space="preserve">Client business plans, financials, personal circumstances shared in mentoring sessions. CRM access only. Mentor access scoped to own clients only.</w:t>
+              <w:t xml:space="preserve">Full access to all systems, configuration, workflows, and data. Can create, edit, and deactivate user accounts.</w:t>
             </w:r>
           </w:p>
         </w:tc>
@@ -358,7 +358,7 @@
                 <w:sz w:val="20"/>
                 <w:szCs w:val="20"/>
               </w:rPr>
-              <w:t xml:space="preserve">Confidential</w:t>
+              <w:t xml:space="preserve">Executive Member</w:t>
             </w:r>
           </w:p>
         </w:tc>
@@ -386,7 +386,7 @@
                 <w:sz w:val="20"/>
                 <w:szCs w:val="20"/>
               </w:rPr>
-              <w:t xml:space="preserve">Client contact information, mentoring session notes, intake forms. CRM access, admin and assigned mentor only.</w:t>
+              <w:t xml:space="preserve">Full read access to all CRM records, reports, and dashboards across all program areas. No ability to modify CRM configuration, workflows, or operational data.</w:t>
             </w:r>
           </w:p>
         </w:tc>
@@ -416,7 +416,7 @@
                 <w:sz w:val="20"/>
                 <w:szCs w:val="20"/>
               </w:rPr>
-              <w:t xml:space="preserve">Internal</w:t>
+              <w:t xml:space="preserve">Client Recruiter</w:t>
             </w:r>
           </w:p>
         </w:tc>
@@ -444,7 +444,7 @@
                 <w:sz w:val="20"/>
                 <w:szCs w:val="20"/>
               </w:rPr>
-              <w:t xml:space="preserve">Volunteer/mentor profiles, operational data, workshop attendance. CRM access, admin and relevant coordinators.</w:t>
+              <w:t xml:space="preserve">Access to marketing contact records, campaign data, event and workshop schedules, and aggregate application volume trends. No access to individual client or engagement records.</w:t>
             </w:r>
           </w:p>
         </w:tc>
@@ -474,7 +474,7 @@
                 <w:sz w:val="20"/>
                 <w:szCs w:val="20"/>
               </w:rPr>
-              <w:t xml:space="preserve">Public</w:t>
+              <w:t xml:space="preserve">Mentor Recruiter</w:t>
             </w:r>
           </w:p>
         </w:tc>
@@ -502,7 +502,529 @@
                 <w:sz w:val="20"/>
                 <w:szCs w:val="20"/>
               </w:rPr>
-              <w:t xml:space="preserve">Website content, event listings, resource guides, published impact reports. No access controls required.</w:t>
+              <w:t xml:space="preserve">Access to mentor prospect contact records, aggregate mentor application trends, and current mentor roster capacity data. No access to individual engagement or client records.</w:t>
+            </w:r>
+          </w:p>
+        </w:tc>
+      </w:tr>
+      <w:tr>
+        <w:tc>
+          <w:tcPr>
+            <w:tcW w:type="dxa" w:w="2500"/>
+            <w:tcBorders>
+              <w:top w:val="single" w:color="CCCCCC" w:sz="1"/>
+              <w:left w:val="single" w:color="CCCCCC" w:sz="1"/>
+              <w:bottom w:val="single" w:color="CCCCCC" w:sz="1"/>
+              <w:right w:val="single" w:color="CCCCCC" w:sz="1"/>
+            </w:tcBorders>
+            <w:shd w:fill="FFFFFF" w:val="clear"/>
+            <w:tcMar>
+              <w:top w:type="dxa" w:w="80"/>
+              <w:left w:type="dxa" w:w="120"/>
+              <w:bottom w:type="dxa" w:w="80"/>
+              <w:right w:type="dxa" w:w="120"/>
+            </w:tcMar>
+          </w:tcPr>
+          <w:p>
+            <w:r>
+              <w:rPr>
+                <w:rFonts w:ascii="Arial" w:cs="Arial" w:eastAsia="Arial" w:hAnsi="Arial"/>
+                <w:sz w:val="20"/>
+                <w:szCs w:val="20"/>
+              </w:rPr>
+              <w:t xml:space="preserve">Client Administrator</w:t>
+            </w:r>
+          </w:p>
+        </w:tc>
+        <w:tc>
+          <w:tcPr>
+            <w:tcW w:type="dxa" w:w="6860"/>
+            <w:tcBorders>
+              <w:top w:val="single" w:color="CCCCCC" w:sz="1"/>
+              <w:left w:val="single" w:color="CCCCCC" w:sz="1"/>
+              <w:bottom w:val="single" w:color="CCCCCC" w:sz="1"/>
+              <w:right w:val="single" w:color="CCCCCC" w:sz="1"/>
+            </w:tcBorders>
+            <w:shd w:fill="FFFFFF" w:val="clear"/>
+            <w:tcMar>
+              <w:top w:type="dxa" w:w="80"/>
+              <w:left w:type="dxa" w:w="120"/>
+              <w:bottom w:type="dxa" w:w="80"/>
+              <w:right w:type="dxa" w:w="120"/>
+            </w:tcMar>
+          </w:tcPr>
+          <w:p>
+            <w:r>
+              <w:rPr>
+                <w:rFonts w:ascii="Arial" w:cs="Arial" w:eastAsia="Arial" w:hAnsi="Arial"/>
+                <w:sz w:val="20"/>
+                <w:szCs w:val="20"/>
+              </w:rPr>
+              <w:t xml:space="preserve">Full access to client and contact records, engagement status and session activity, communication history, NPS results, and partner referral data.</w:t>
+            </w:r>
+          </w:p>
+        </w:tc>
+      </w:tr>
+      <w:tr>
+        <w:tc>
+          <w:tcPr>
+            <w:tcW w:type="dxa" w:w="2500"/>
+            <w:tcBorders>
+              <w:top w:val="single" w:color="CCCCCC" w:sz="1"/>
+              <w:left w:val="single" w:color="CCCCCC" w:sz="1"/>
+              <w:bottom w:val="single" w:color="CCCCCC" w:sz="1"/>
+              <w:right w:val="single" w:color="CCCCCC" w:sz="1"/>
+            </w:tcBorders>
+            <w:shd w:fill="F2F2F2" w:val="clear"/>
+            <w:tcMar>
+              <w:top w:type="dxa" w:w="80"/>
+              <w:left w:type="dxa" w:w="120"/>
+              <w:bottom w:type="dxa" w:w="80"/>
+              <w:right w:type="dxa" w:w="120"/>
+            </w:tcMar>
+          </w:tcPr>
+          <w:p>
+            <w:r>
+              <w:rPr>
+                <w:rFonts w:ascii="Arial" w:cs="Arial" w:eastAsia="Arial" w:hAnsi="Arial"/>
+                <w:sz w:val="20"/>
+                <w:szCs w:val="20"/>
+              </w:rPr>
+              <w:t xml:space="preserve">Mentor Administrator</w:t>
+            </w:r>
+          </w:p>
+        </w:tc>
+        <w:tc>
+          <w:tcPr>
+            <w:tcW w:type="dxa" w:w="6860"/>
+            <w:tcBorders>
+              <w:top w:val="single" w:color="CCCCCC" w:sz="1"/>
+              <w:left w:val="single" w:color="CCCCCC" w:sz="1"/>
+              <w:bottom w:val="single" w:color="CCCCCC" w:sz="1"/>
+              <w:right w:val="single" w:color="CCCCCC" w:sz="1"/>
+            </w:tcBorders>
+            <w:shd w:fill="F2F2F2" w:val="clear"/>
+            <w:tcMar>
+              <w:top w:type="dxa" w:w="80"/>
+              <w:left w:type="dxa" w:w="120"/>
+              <w:bottom w:type="dxa" w:w="80"/>
+              <w:right w:type="dxa" w:w="120"/>
+            </w:tcMar>
+          </w:tcPr>
+          <w:p>
+            <w:r>
+              <w:rPr>
+                <w:rFonts w:ascii="Arial" w:cs="Arial" w:eastAsia="Arial" w:hAnsi="Arial"/>
+                <w:sz w:val="20"/>
+                <w:szCs w:val="20"/>
+              </w:rPr>
+              <w:t xml:space="preserve">Full access to mentor contact records, application and onboarding status, training records, background check data, capacity settings, and engagement history.</w:t>
+            </w:r>
+          </w:p>
+        </w:tc>
+      </w:tr>
+      <w:tr>
+        <w:tc>
+          <w:tcPr>
+            <w:tcW w:type="dxa" w:w="2500"/>
+            <w:tcBorders>
+              <w:top w:val="single" w:color="CCCCCC" w:sz="1"/>
+              <w:left w:val="single" w:color="CCCCCC" w:sz="1"/>
+              <w:bottom w:val="single" w:color="CCCCCC" w:sz="1"/>
+              <w:right w:val="single" w:color="CCCCCC" w:sz="1"/>
+            </w:tcBorders>
+            <w:shd w:fill="FFFFFF" w:val="clear"/>
+            <w:tcMar>
+              <w:top w:type="dxa" w:w="80"/>
+              <w:left w:type="dxa" w:w="120"/>
+              <w:bottom w:type="dxa" w:w="80"/>
+              <w:right w:type="dxa" w:w="120"/>
+            </w:tcMar>
+          </w:tcPr>
+          <w:p>
+            <w:r>
+              <w:rPr>
+                <w:rFonts w:ascii="Arial" w:cs="Arial" w:eastAsia="Arial" w:hAnsi="Arial"/>
+                <w:sz w:val="20"/>
+                <w:szCs w:val="20"/>
+              </w:rPr>
+              <w:t xml:space="preserve">Client Assignment Coordinator</w:t>
+            </w:r>
+          </w:p>
+        </w:tc>
+        <w:tc>
+          <w:tcPr>
+            <w:tcW w:type="dxa" w:w="6860"/>
+            <w:tcBorders>
+              <w:top w:val="single" w:color="CCCCCC" w:sz="1"/>
+              <w:left w:val="single" w:color="CCCCCC" w:sz="1"/>
+              <w:bottom w:val="single" w:color="CCCCCC" w:sz="1"/>
+              <w:right w:val="single" w:color="CCCCCC" w:sz="1"/>
+            </w:tcBorders>
+            <w:shd w:fill="FFFFFF" w:val="clear"/>
+            <w:tcMar>
+              <w:top w:type="dxa" w:w="80"/>
+              <w:left w:type="dxa" w:w="120"/>
+              <w:bottom w:type="dxa" w:w="80"/>
+              <w:right w:type="dxa" w:w="120"/>
+            </w:tcMar>
+          </w:tcPr>
+          <w:p>
+            <w:r>
+              <w:rPr>
+                <w:rFonts w:ascii="Arial" w:cs="Arial" w:eastAsia="Arial" w:hAnsi="Arial"/>
+                <w:sz w:val="20"/>
+                <w:szCs w:val="20"/>
+              </w:rPr>
+              <w:t xml:space="preserve">Access to approved client profiles, full mentor roster with availability and capacity, engagement records, and partner affiliation data.</w:t>
+            </w:r>
+          </w:p>
+        </w:tc>
+      </w:tr>
+      <w:tr>
+        <w:tc>
+          <w:tcPr>
+            <w:tcW w:type="dxa" w:w="2500"/>
+            <w:tcBorders>
+              <w:top w:val="single" w:color="CCCCCC" w:sz="1"/>
+              <w:left w:val="single" w:color="CCCCCC" w:sz="1"/>
+              <w:bottom w:val="single" w:color="CCCCCC" w:sz="1"/>
+              <w:right w:val="single" w:color="CCCCCC" w:sz="1"/>
+            </w:tcBorders>
+            <w:shd w:fill="F2F2F2" w:val="clear"/>
+            <w:tcMar>
+              <w:top w:type="dxa" w:w="80"/>
+              <w:left w:type="dxa" w:w="120"/>
+              <w:bottom w:type="dxa" w:w="80"/>
+              <w:right w:type="dxa" w:w="120"/>
+            </w:tcMar>
+          </w:tcPr>
+          <w:p>
+            <w:r>
+              <w:rPr>
+                <w:rFonts w:ascii="Arial" w:cs="Arial" w:eastAsia="Arial" w:hAnsi="Arial"/>
+                <w:sz w:val="20"/>
+                <w:szCs w:val="20"/>
+              </w:rPr>
+              <w:t xml:space="preserve">Donor / Sponsor Coordinator</w:t>
+            </w:r>
+          </w:p>
+        </w:tc>
+        <w:tc>
+          <w:tcPr>
+            <w:tcW w:type="dxa" w:w="6860"/>
+            <w:tcBorders>
+              <w:top w:val="single" w:color="CCCCCC" w:sz="1"/>
+              <w:left w:val="single" w:color="CCCCCC" w:sz="1"/>
+              <w:bottom w:val="single" w:color="CCCCCC" w:sz="1"/>
+              <w:right w:val="single" w:color="CCCCCC" w:sz="1"/>
+            </w:tcBorders>
+            <w:shd w:fill="F2F2F2" w:val="clear"/>
+            <w:tcMar>
+              <w:top w:type="dxa" w:w="80"/>
+              <w:left w:type="dxa" w:w="120"/>
+              <w:bottom w:type="dxa" w:w="80"/>
+              <w:right w:type="dxa" w:w="120"/>
+            </w:tcMar>
+          </w:tcPr>
+          <w:p>
+            <w:r>
+              <w:rPr>
+                <w:rFonts w:ascii="Arial" w:cs="Arial" w:eastAsia="Arial" w:hAnsi="Arial"/>
+                <w:sz w:val="20"/>
+                <w:szCs w:val="20"/>
+              </w:rPr>
+              <w:t xml:space="preserve">Full access to donor and sponsor profiles, donation and pledge records, grant records, campaign data, and related communication history.</w:t>
+            </w:r>
+          </w:p>
+        </w:tc>
+      </w:tr>
+      <w:tr>
+        <w:tc>
+          <w:tcPr>
+            <w:tcW w:type="dxa" w:w="2500"/>
+            <w:tcBorders>
+              <w:top w:val="single" w:color="CCCCCC" w:sz="1"/>
+              <w:left w:val="single" w:color="CCCCCC" w:sz="1"/>
+              <w:bottom w:val="single" w:color="CCCCCC" w:sz="1"/>
+              <w:right w:val="single" w:color="CCCCCC" w:sz="1"/>
+            </w:tcBorders>
+            <w:shd w:fill="FFFFFF" w:val="clear"/>
+            <w:tcMar>
+              <w:top w:type="dxa" w:w="80"/>
+              <w:left w:type="dxa" w:w="120"/>
+              <w:bottom w:type="dxa" w:w="80"/>
+              <w:right w:type="dxa" w:w="120"/>
+            </w:tcMar>
+          </w:tcPr>
+          <w:p>
+            <w:r>
+              <w:rPr>
+                <w:rFonts w:ascii="Arial" w:cs="Arial" w:eastAsia="Arial" w:hAnsi="Arial"/>
+                <w:sz w:val="20"/>
+                <w:szCs w:val="20"/>
+              </w:rPr>
+              <w:t xml:space="preserve">Partner Coordinator</w:t>
+            </w:r>
+          </w:p>
+        </w:tc>
+        <w:tc>
+          <w:tcPr>
+            <w:tcW w:type="dxa" w:w="6860"/>
+            <w:tcBorders>
+              <w:top w:val="single" w:color="CCCCCC" w:sz="1"/>
+              <w:left w:val="single" w:color="CCCCCC" w:sz="1"/>
+              <w:bottom w:val="single" w:color="CCCCCC" w:sz="1"/>
+              <w:right w:val="single" w:color="CCCCCC" w:sz="1"/>
+            </w:tcBorders>
+            <w:shd w:fill="FFFFFF" w:val="clear"/>
+            <w:tcMar>
+              <w:top w:type="dxa" w:w="80"/>
+              <w:left w:type="dxa" w:w="120"/>
+              <w:bottom w:type="dxa" w:w="80"/>
+              <w:right w:type="dxa" w:w="120"/>
+            </w:tcMar>
+          </w:tcPr>
+          <w:p>
+            <w:r>
+              <w:rPr>
+                <w:rFonts w:ascii="Arial" w:cs="Arial" w:eastAsia="Arial" w:hAnsi="Arial"/>
+                <w:sz w:val="20"/>
+                <w:szCs w:val="20"/>
+              </w:rPr>
+              <w:t xml:space="preserve">Full access to partner organization profiles, agreement records, communication history, affiliated mentor and client records, and event co-sponsorship data.</w:t>
+            </w:r>
+          </w:p>
+        </w:tc>
+      </w:tr>
+      <w:tr>
+        <w:tc>
+          <w:tcPr>
+            <w:tcW w:type="dxa" w:w="2500"/>
+            <w:tcBorders>
+              <w:top w:val="single" w:color="CCCCCC" w:sz="1"/>
+              <w:left w:val="single" w:color="CCCCCC" w:sz="1"/>
+              <w:bottom w:val="single" w:color="CCCCCC" w:sz="1"/>
+              <w:right w:val="single" w:color="CCCCCC" w:sz="1"/>
+            </w:tcBorders>
+            <w:shd w:fill="F2F2F2" w:val="clear"/>
+            <w:tcMar>
+              <w:top w:type="dxa" w:w="80"/>
+              <w:left w:type="dxa" w:w="120"/>
+              <w:bottom w:type="dxa" w:w="80"/>
+              <w:right w:type="dxa" w:w="120"/>
+            </w:tcMar>
+          </w:tcPr>
+          <w:p>
+            <w:r>
+              <w:rPr>
+                <w:rFonts w:ascii="Arial" w:cs="Arial" w:eastAsia="Arial" w:hAnsi="Arial"/>
+                <w:sz w:val="20"/>
+                <w:szCs w:val="20"/>
+              </w:rPr>
+              <w:t xml:space="preserve">Content and Event Administrator</w:t>
+            </w:r>
+          </w:p>
+        </w:tc>
+        <w:tc>
+          <w:tcPr>
+            <w:tcW w:type="dxa" w:w="6860"/>
+            <w:tcBorders>
+              <w:top w:val="single" w:color="CCCCCC" w:sz="1"/>
+              <w:left w:val="single" w:color="CCCCCC" w:sz="1"/>
+              <w:bottom w:val="single" w:color="CCCCCC" w:sz="1"/>
+              <w:right w:val="single" w:color="CCCCCC" w:sz="1"/>
+            </w:tcBorders>
+            <w:shd w:fill="F2F2F2" w:val="clear"/>
+            <w:tcMar>
+              <w:top w:type="dxa" w:w="80"/>
+              <w:left w:type="dxa" w:w="120"/>
+              <w:bottom w:type="dxa" w:w="80"/>
+              <w:right w:type="dxa" w:w="120"/>
+            </w:tcMar>
+          </w:tcPr>
+          <w:p>
+            <w:r>
+              <w:rPr>
+                <w:rFonts w:ascii="Arial" w:cs="Arial" w:eastAsia="Arial" w:hAnsi="Arial"/>
+                <w:sz w:val="20"/>
+                <w:szCs w:val="20"/>
+              </w:rPr>
+              <w:t xml:space="preserve">Access to event records, registration and attendance data, presenter contacts, partner and sponsor records linked to events, and event analytics.</w:t>
+            </w:r>
+          </w:p>
+        </w:tc>
+      </w:tr>
+      <w:tr>
+        <w:tc>
+          <w:tcPr>
+            <w:tcW w:type="dxa" w:w="2500"/>
+            <w:tcBorders>
+              <w:top w:val="single" w:color="CCCCCC" w:sz="1"/>
+              <w:left w:val="single" w:color="CCCCCC" w:sz="1"/>
+              <w:bottom w:val="single" w:color="CCCCCC" w:sz="1"/>
+              <w:right w:val="single" w:color="CCCCCC" w:sz="1"/>
+            </w:tcBorders>
+            <w:shd w:fill="FFFFFF" w:val="clear"/>
+            <w:tcMar>
+              <w:top w:type="dxa" w:w="80"/>
+              <w:left w:type="dxa" w:w="120"/>
+              <w:bottom w:type="dxa" w:w="80"/>
+              <w:right w:type="dxa" w:w="120"/>
+            </w:tcMar>
+          </w:tcPr>
+          <w:p>
+            <w:r>
+              <w:rPr>
+                <w:rFonts w:ascii="Arial" w:cs="Arial" w:eastAsia="Arial" w:hAnsi="Arial"/>
+                <w:sz w:val="20"/>
+                <w:szCs w:val="20"/>
+              </w:rPr>
+              <w:t xml:space="preserve">Mentor</w:t>
+            </w:r>
+          </w:p>
+        </w:tc>
+        <w:tc>
+          <w:tcPr>
+            <w:tcW w:type="dxa" w:w="6860"/>
+            <w:tcBorders>
+              <w:top w:val="single" w:color="CCCCCC" w:sz="1"/>
+              <w:left w:val="single" w:color="CCCCCC" w:sz="1"/>
+              <w:bottom w:val="single" w:color="CCCCCC" w:sz="1"/>
+              <w:right w:val="single" w:color="CCCCCC" w:sz="1"/>
+            </w:tcBorders>
+            <w:shd w:fill="FFFFFF" w:val="clear"/>
+            <w:tcMar>
+              <w:top w:type="dxa" w:w="80"/>
+              <w:left w:type="dxa" w:w="120"/>
+              <w:bottom w:type="dxa" w:w="80"/>
+              <w:right w:type="dxa" w:w="120"/>
+            </w:tcMar>
+          </w:tcPr>
+          <w:p>
+            <w:r>
+              <w:rPr>
+                <w:rFonts w:ascii="Arial" w:cs="Arial" w:eastAsia="Arial" w:hAnsi="Arial"/>
+                <w:sz w:val="20"/>
+                <w:szCs w:val="20"/>
+              </w:rPr>
+              <w:t xml:space="preserve">Access to own profile, own assigned client and engagement records, own session history, SME request status, training records, mentor directory, and event schedule. Cannot see other mentors’ clients.</w:t>
+            </w:r>
+          </w:p>
+        </w:tc>
+      </w:tr>
+      <w:tr>
+        <w:tc>
+          <w:tcPr>
+            <w:tcW w:type="dxa" w:w="2500"/>
+            <w:tcBorders>
+              <w:top w:val="single" w:color="CCCCCC" w:sz="1"/>
+              <w:left w:val="single" w:color="CCCCCC" w:sz="1"/>
+              <w:bottom w:val="single" w:color="CCCCCC" w:sz="1"/>
+              <w:right w:val="single" w:color="CCCCCC" w:sz="1"/>
+            </w:tcBorders>
+            <w:shd w:fill="F2F2F2" w:val="clear"/>
+            <w:tcMar>
+              <w:top w:type="dxa" w:w="80"/>
+              <w:left w:type="dxa" w:w="120"/>
+              <w:bottom w:type="dxa" w:w="80"/>
+              <w:right w:type="dxa" w:w="120"/>
+            </w:tcMar>
+          </w:tcPr>
+          <w:p>
+            <w:r>
+              <w:rPr>
+                <w:rFonts w:ascii="Arial" w:cs="Arial" w:eastAsia="Arial" w:hAnsi="Arial"/>
+                <w:sz w:val="20"/>
+                <w:szCs w:val="20"/>
+              </w:rPr>
+              <w:t xml:space="preserve">Member</w:t>
+            </w:r>
+          </w:p>
+        </w:tc>
+        <w:tc>
+          <w:tcPr>
+            <w:tcW w:type="dxa" w:w="6860"/>
+            <w:tcBorders>
+              <w:top w:val="single" w:color="CCCCCC" w:sz="1"/>
+              <w:left w:val="single" w:color="CCCCCC" w:sz="1"/>
+              <w:bottom w:val="single" w:color="CCCCCC" w:sz="1"/>
+              <w:right w:val="single" w:color="CCCCCC" w:sz="1"/>
+            </w:tcBorders>
+            <w:shd w:fill="F2F2F2" w:val="clear"/>
+            <w:tcMar>
+              <w:top w:type="dxa" w:w="80"/>
+              <w:left w:type="dxa" w:w="120"/>
+              <w:bottom w:type="dxa" w:w="80"/>
+              <w:right w:type="dxa" w:w="120"/>
+            </w:tcMar>
+          </w:tcPr>
+          <w:p>
+            <w:r>
+              <w:rPr>
+                <w:rFonts w:ascii="Arial" w:cs="Arial" w:eastAsia="Arial" w:hAnsi="Arial"/>
+                <w:sz w:val="20"/>
+                <w:szCs w:val="20"/>
+              </w:rPr>
+              <w:t xml:space="preserve">Access to own profile, event and workshop schedule, and relevant organizational communications. No access to client, mentor, or engagement records.</w:t>
+            </w:r>
+          </w:p>
+        </w:tc>
+      </w:tr>
+      <w:tr>
+        <w:tc>
+          <w:tcPr>
+            <w:tcW w:type="dxa" w:w="2500"/>
+            <w:tcBorders>
+              <w:top w:val="single" w:color="CCCCCC" w:sz="1"/>
+              <w:left w:val="single" w:color="CCCCCC" w:sz="1"/>
+              <w:bottom w:val="single" w:color="CCCCCC" w:sz="1"/>
+              <w:right w:val="single" w:color="CCCCCC" w:sz="1"/>
+            </w:tcBorders>
+            <w:shd w:fill="FFFFFF" w:val="clear"/>
+            <w:tcMar>
+              <w:top w:type="dxa" w:w="80"/>
+              <w:left w:type="dxa" w:w="120"/>
+              <w:bottom w:type="dxa" w:w="80"/>
+              <w:right w:type="dxa" w:w="120"/>
+            </w:tcMar>
+          </w:tcPr>
+          <w:p>
+            <w:r>
+              <w:rPr>
+                <w:rFonts w:ascii="Arial" w:cs="Arial" w:eastAsia="Arial" w:hAnsi="Arial"/>
+                <w:sz w:val="20"/>
+                <w:szCs w:val="20"/>
+              </w:rPr>
+              <w:t xml:space="preserve">Client</w:t>
+            </w:r>
+          </w:p>
+        </w:tc>
+        <w:tc>
+          <w:tcPr>
+            <w:tcW w:type="dxa" w:w="6860"/>
+            <w:tcBorders>
+              <w:top w:val="single" w:color="CCCCCC" w:sz="1"/>
+              <w:left w:val="single" w:color="CCCCCC" w:sz="1"/>
+              <w:bottom w:val="single" w:color="CCCCCC" w:sz="1"/>
+              <w:right w:val="single" w:color="CCCCCC" w:sz="1"/>
+            </w:tcBorders>
+            <w:shd w:fill="FFFFFF" w:val="clear"/>
+            <w:tcMar>
+              <w:top w:type="dxa" w:w="80"/>
+              <w:left w:type="dxa" w:w="120"/>
+              <w:bottom w:type="dxa" w:w="80"/>
+              <w:right w:type="dxa" w:w="120"/>
+            </w:tcMar>
+          </w:tcPr>
+          <w:p>
+            <w:r>
+              <w:rPr>
+                <w:rFonts w:ascii="Arial" w:cs="Arial" w:eastAsia="Arial" w:hAnsi="Arial"/>
+                <w:sz w:val="20"/>
+                <w:szCs w:val="20"/>
+              </w:rPr>
+              <w:t xml:space="preserve">TBD — Client Portal access requirements to be defined. Clients currently interact with CBM via email and do not have CRM system access.</w:t>
             </w:r>
           </w:p>
         </w:tc>
@@ -1168,7 +1690,7 @@
           <w:b w:val="false"/>
           <w:bCs w:val="false"/>
         </w:rPr>
-        <w:t xml:space="preserve">Mentoring session notes stored in CRM, accessible only to assigned mentor and admin</w:t>
+        <w:t xml:space="preserve">Mentoring session notes stored in CRM, accessible only to the assigned Mentor and System Administrator</w:t>
       </w:r>
     </w:p>
     <w:p>
